--- a/policy/Fall 2026 Funding - One-Page Guide for HSOs.docx
+++ b/policy/Fall 2026 Funding - One-Page Guide for HSOs.docx
@@ -241,7 +241,7 @@
                 <w:szCs w:val="18"/>
                 <w:rtl w:val="0"/>
               </w:rPr>
-              <w:t>Requests total ~3.5x the budget</w:t>
+              <w:t>Requests total ~3.6x the budget</w:t>
             </w:r>
             <w:r>
               <w:rPr>
@@ -273,7 +273,7 @@
           <w:szCs w:val="20"/>
           <w:rtl w:val="0"/>
         </w:rPr>
-        <w:t>a club asks $2,000; food rules trim $500; eligible $1,500; at a mid-range score its share plus the base lands near $1,000, about half the ask. The pool covers about a third of total demand, so large asks typically land at 30-50%. But a club that asks only for what it needs can be funded in full: allocations never exceed your eligible request, and modest, well-itemized asks routinely hit that ceiling. Ask for your real gap and 100% is achievable; ask for everything imaginable and the average is what you get.</w:t>
+        <w:t>a club asks $2,000; food rules trim $500; eligible $1,500; at a mid-range score its share plus the base lands near $600, about 30% of the ask. The budget covers a little over a quarter of total demand, so large asks typically land at 20-40%. But a club that asks only for what it needs can be funded in full: allocations never exceed your eligible request, and modest, well-itemized asks routinely hit that ceiling. Ask for your real gap and 100% is achievable; ask for everything imaginable and the average is what you get.</w:t>
       </w:r>
       <w:r>
         <w:rPr>

--- a/policy/Fall 2026 Funding - One-Page Guide for HSOs.docx
+++ b/policy/Fall 2026 Funding - One-Page Guide for HSOs.docx
@@ -1040,7 +1040,7 @@
                 <w:szCs w:val="18"/>
                 <w:rtl w:val="0"/>
               </w:rPr>
-              <w:t>Keep HarrisHub up to date: we use your HarrisHub balance, so file reimbursements promptly and ask only for your gap</w:t>
+              <w:t>Keep HarrisHub up to date: we use your HarrisHub balance as rollover. Sponsor-restricted money? List it with proof</w:t>
             </w:r>
             <w:r>
               <w:rPr>
@@ -1152,7 +1152,7 @@
           <w:szCs w:val="20"/>
           <w:rtl w:val="0"/>
         </w:rPr>
-        <w:t>Within 72 hours of receiving your event classifications you may: contest any classification (decided by committee vote, resolution recorded either way); correct attendance figures; confirm co-hosts; and update your rollover. Then classifications lock, scoring proceeds, and allocations publish with every override justified in writing. Late? File within the same 72-hour window and you are honored in full, identical rules (current balance required); after it, next cycle. There is no reserve this quarter: the full $20,000 is distributed to HSOs. Full methodology and the allocation workbook are available to any HSO on request.</w:t>
+        <w:t>Within 72 hours of receiving your event classifications you may: contest any classification (decided by committee vote, resolution recorded either way); correct attendance figures; confirm co-hosts; and update rollover or claim earmarks. Then classifications lock, scoring proceeds, and allocations publish with every override justified in writing. Late? File within the same 72-hour window and you are honored in full, identical rules (current balance required); after it, next cycle. There is no reserve this quarter: the full $20,000 is distributed to HSOs. Full methodology and the allocation workbook are available to any HSO on request.</w:t>
       </w:r>
       <w:r>
         <w:rPr>

--- a/policy/Fall 2026 Funding - One-Page Guide for HSOs.docx
+++ b/policy/Fall 2026 Funding - One-Page Guide for HSOs.docx
@@ -1040,7 +1040,7 @@
                 <w:szCs w:val="18"/>
                 <w:rtl w:val="0"/>
               </w:rPr>
-              <w:t>Keep HarrisHub up to date: we use your HarrisHub balance as rollover. Sponsor-restricted money? List it with proof</w:t>
+              <w:t>Keep HarrisHub up to date: we use your HarrisHub balance as rollover. Saving for a specific event? Itemize it to set it aside</w:t>
             </w:r>
             <w:r>
               <w:rPr>

--- a/policy/Fall 2026 Funding - One-Page Guide for HSOs.docx
+++ b/policy/Fall 2026 Funding - One-Page Guide for HSOs.docx
@@ -145,7 +145,7 @@
                 <w:szCs w:val="18"/>
                 <w:rtl w:val="0"/>
               </w:rPr>
-              <w:t>Budget: $20,000 (no reserve)</w:t>
+              <w:t>Budget: $20,000</w:t>
             </w:r>
             <w:r>
               <w:rPr>
@@ -1152,7 +1152,7 @@
           <w:szCs w:val="20"/>
           <w:rtl w:val="0"/>
         </w:rPr>
-        <w:t>Within 72 hours of receiving your event classifications you may: contest any classification (decided by committee vote, resolution recorded either way); correct attendance figures; confirm co-hosts; and update rollover or claim earmarks. Then classifications lock, scoring proceeds, and allocations publish with every override justified in writing. Late? File within the same 72-hour window and you are honored in full, identical rules (current balance required); after it, next cycle. There is no reserve this quarter: the full $20,000 is distributed to HSOs. Full methodology and the allocation workbook are available to any HSO on request.</w:t>
+        <w:t>Within 72 hours of receiving your event classifications you may: contest any classification (decided by committee vote, resolution recorded either way); correct attendance figures; confirm co-hosts; and update rollover or claim earmarks. Then classifications lock, scoring proceeds, and allocations publish with every override justified in writing. Late? File within the same 72-hour window and you are honored in full, identical rules (current balance required); after it, next cycle. Money left unallocated goes to the Emergency Reserve for HSOs, including new ones. Full methodology and the allocation workbook are available to any HSO on request.</w:t>
       </w:r>
       <w:r>
         <w:rPr>

--- a/policy/Fall 2026 Funding - One-Page Guide for HSOs.docx
+++ b/policy/Fall 2026 Funding - One-Page Guide for HSOs.docx
@@ -781,7 +781,7 @@
           <w:szCs w:val="20"/>
           <w:rtl w:val="0"/>
         </w:rPr>
-        <w:t xml:space="preserve">tabling counts as one collaboration for your score automatically, uniformly, since the Fair is joint by design; it raises no spending ceiling. </w:t>
+        <w:t xml:space="preserve">tabling counts as one collaboration automatically; do not add it yourself, but check your classifications to verify it was applied. It raises no spending ceiling. </w:t>
       </w:r>
       <w:r>
         <w:rPr>

--- a/policy/Fall 2026 Funding - One-Page Guide for HSOs.docx
+++ b/policy/Fall 2026 Funding - One-Page Guide for HSOs.docx
@@ -781,7 +781,7 @@
           <w:szCs w:val="20"/>
           <w:rtl w:val="0"/>
         </w:rPr>
-        <w:t xml:space="preserve">tabling counts as one collaboration automatically; do not add it yourself, but check your classifications to verify it was applied. It raises no spending ceiling. </w:t>
+        <w:t xml:space="preserve">tabling counts as one collaboration for your score automatically, uniformly, since the Fair is joint by design; it raises no spending ceiling. </w:t>
       </w:r>
       <w:r>
         <w:rPr>
